--- a/downloads/handouts/Unit 01/Handout 01.06 - Silent Measurement Challenge Cards.docx
+++ b/downloads/handouts/Unit 01/Handout 01.06 - Silent Measurement Challenge Cards.docx
@@ -63,7 +63,7 @@
         <w:pStyle w:val="Compact"/>
       </w:pPr>
       <w:r>
-        <w:t xml:space="preserve">One person measures each item. A different person measures each cup. Everyone else watches and signals.</w:t>
+        <w:t xml:space="preserve">One person measures each cup. Take turns, so a different person measures the next cup. Everyone else watches and signals.</w:t>
       </w:r>
     </w:p>
     <w:p>
@@ -87,7 +87,7 @@
         <w:pStyle w:val="Compact"/>
       </w:pPr>
       <w:r>
-        <w:t xml:space="preserve">Use the right tool: dry cups for flour and sugar, the glass cup for water and oil, spoons for small amounts.</w:t>
+        <w:t xml:space="preserve">Use the right tool: dry cups for flour and sugar, the liquid (glass) cup for water and oil, spoons for small amounts.</w:t>
       </w:r>
     </w:p>
     <w:p>
@@ -107,7 +107,7 @@
         <w:pStyle w:val="FirstParagraph"/>
       </w:pPr>
       <w:r>
-        <w:t xml:space="preserve">Points per cup: 3 in the tight band, 2 in the wide band, 1 for the right ingredient with the wrong amount, 0 for the wrong ingredient or an empty cup. 18 points possible.</w:t>
+        <w:t xml:space="preserve">Points per cup: 3 if the weight is very close (the tight band), 2 if it is close (the wide band), 1 for the right ingredient with the wrong amount, 0 for the wrong ingredient or an empty cup. 18 points possible for cups 1 to 6.</w:t>
       </w:r>
     </w:p>
     <w:p>
